--- a/data/ai_paras/AI_para_40.docx
+++ b/data/ai_paras/AI_para_40.docx
@@ -4,7 +4,7 @@
   <w:body>
     <w:p>
       <w:r>
-        <w:t>Through a comparative examination of the French and American Revolutions, it becomes evident that both events have left enduring legacies that continue to shape modern political and social landscapes. The American Revolution established foundational democratic principles and emphasized individual liberties, which have significantly contributed to the development of constitutional governance systems worldwide. In contrast, the French Revolution's radical pursuit of equality and its challenge to aristocratic hierarchies inspired subsequent movements aimed at social and political reform, despite the turmoil it engendered. Both revolutions, underpinned by Enlightenment ideals, underscored the universal quest for justice and equality, influencing global discourses on human rights and governance. As such, the legacies of these revolutions are reflected in their contribution to the ongoing pursuit of equitable and just societies, highlighting both the transformative power and the inherent challenges of revolutionary change.</w:t>
+        <w:t>The late eighteenth century witnessed two monumental upheavals that reshaped the political landscapes on both sides of the Atlantic: the French Revolution (1789-1799) and the American Revolution (1775-1783). Both revolutions were ignited by profound discontent with existing political structures, though their underlying causes diverged in certain respects. Philosophical influences were pivotal, with Enlightenment ideas inspiring demands for greater individual rights and governance based on reason and equality. Economically, both revolutions were fueled by grievances over taxation and inequitable class systems, which underscored the populace's frustrations with their respective governments. This comparative analysis will explore the political, social, and economic dimensions of these revolutions, emphasizing their similarities and differences to understand their distinct historical trajectories and impacts.</w:t>
       </w:r>
     </w:p>
     <w:sectPr>
